--- a/manuscript/appendix.docx
+++ b/manuscript/appendix.docx
@@ -59,7 +59,7 @@
         <w:t xml:space="preserve">Nólsoy, Faroe Islands</w:t>
       </w:r>
     </w:p>
-    <w:bookmarkStart w:id="37" w:name="appendix-1"/>
+    <w:bookmarkStart w:id="38" w:name="appendix-1"/>
     <w:p>
       <w:pPr>
         <w:pStyle w:val="Heading1"/>
@@ -81,7 +81,436 @@
       <w:tr>
         <w:tc>
           <w:tcPr/>
-          <w:bookmarkStart w:id="12" w:name="fig-pp-prior"/>
+          <w:bookmarkStart w:id="9" w:name="tbl-diagnostics"/>
+          <w:p>
+            <w:pPr>
+              <w:jc w:val="center"/>
+            </w:pPr>
+            <w:pPr>
+              <w:jc w:val="left"/>
+              <w:spacing w:before="200"/>
+              <w:pStyle w:val="ImageCaption"/>
+            </w:pPr>
+            <w:r>
+              <w:t xml:space="preserve">TABLE S 1. Convergence diagnostics (maximum R-hat and minimum bulk/tail effective sample size across fixed effects) and out-of-sample predictive fit (expected log pointwise predictive density (ELPD), effective number of parameters, and maximum Pareto k from approximate leave-one-out cross-validation) for the three fitted models.</w:t>
+            </w:r>
+          </w:p>
+          <w:tbl>
+            <w:tblPr>
+              <w:tblStyle w:val="Table"/>
+              <w:tblW w:type="pct" w:w="5000"/>
+              <w:tblLayout w:type="fixed"/>
+              <w:tblLook w:firstRow="1" w:lastRow="0" w:firstColumn="0" w:lastColumn="0" w:noHBand="0" w:noVBand="0" w:val="0020"/>
+            </w:tblPr>
+            <w:tblGrid>
+              <w:gridCol w:w="2661"/>
+              <w:gridCol w:w="584"/>
+              <w:gridCol w:w="843"/>
+              <w:gridCol w:w="843"/>
+              <w:gridCol w:w="1038"/>
+              <w:gridCol w:w="1103"/>
+              <w:gridCol w:w="843"/>
+            </w:tblGrid>
+            <w:tr>
+              <w:trPr>
+                <w:tblHeader w:val="on"/>
+              </w:trPr>
+              <w:tc>
+                <w:tcPr/>
+                <w:p>
+                  <w:pPr>
+                    <w:pStyle w:val="Compact"/>
+                    <w:jc w:val="left"/>
+                    <w:jc w:val="center"/>
+                  </w:pPr>
+                  <w:r>
+                    <w:t xml:space="preserve">Model</w:t>
+                  </w:r>
+                </w:p>
+              </w:tc>
+              <w:tc>
+                <w:tcPr/>
+                <w:p>
+                  <w:pPr>
+                    <w:pStyle w:val="Compact"/>
+                    <w:jc w:val="right"/>
+                    <w:jc w:val="center"/>
+                  </w:pPr>
+                  <w:r>
+                    <w:t xml:space="preserve">Max Rhat</w:t>
+                  </w:r>
+                </w:p>
+              </w:tc>
+              <w:tc>
+                <w:tcPr/>
+                <w:p>
+                  <w:pPr>
+                    <w:pStyle w:val="Compact"/>
+                    <w:jc w:val="right"/>
+                    <w:jc w:val="center"/>
+                  </w:pPr>
+                  <w:r>
+                    <w:t xml:space="preserve">Min Bulk ESS</w:t>
+                  </w:r>
+                </w:p>
+              </w:tc>
+              <w:tc>
+                <w:tcPr/>
+                <w:p>
+                  <w:pPr>
+                    <w:pStyle w:val="Compact"/>
+                    <w:jc w:val="right"/>
+                    <w:jc w:val="center"/>
+                  </w:pPr>
+                  <w:r>
+                    <w:t xml:space="preserve">Min Tail ESS</w:t>
+                  </w:r>
+                </w:p>
+              </w:tc>
+              <w:tc>
+                <w:tcPr/>
+                <w:p>
+                  <w:pPr>
+                    <w:pStyle w:val="Compact"/>
+                    <w:jc w:val="left"/>
+                    <w:jc w:val="center"/>
+                  </w:pPr>
+                  <w:r>
+                    <w:t xml:space="preserve">ELPD (SE)</w:t>
+                  </w:r>
+                </w:p>
+              </w:tc>
+              <w:tc>
+                <w:tcPr/>
+                <w:p>
+                  <w:pPr>
+                    <w:pStyle w:val="Compact"/>
+                    <w:jc w:val="left"/>
+                    <w:jc w:val="center"/>
+                  </w:pPr>
+                  <w:r>
+                    <w:t xml:space="preserve">Eff. params (SE)</w:t>
+                  </w:r>
+                </w:p>
+              </w:tc>
+              <w:tc>
+                <w:tcPr/>
+                <w:p>
+                  <w:pPr>
+                    <w:pStyle w:val="Compact"/>
+                    <w:jc w:val="right"/>
+                    <w:jc w:val="center"/>
+                  </w:pPr>
+                  <w:r>
+                    <w:t xml:space="preserve">Max Pareto k</w:t>
+                  </w:r>
+                </w:p>
+              </w:tc>
+            </w:tr>
+            <w:tr>
+              <w:tc>
+                <w:tcPr/>
+                <w:p>
+                  <w:pPr>
+                    <w:pStyle w:val="Compact"/>
+                    <w:jc w:val="left"/>
+                    <w:jc w:val="center"/>
+                  </w:pPr>
+                  <w:r>
+                    <w:t xml:space="preserve">M1: breeding status ~ year x brood patch</w:t>
+                  </w:r>
+                </w:p>
+              </w:tc>
+              <w:tc>
+                <w:tcPr/>
+                <w:p>
+                  <w:pPr>
+                    <w:pStyle w:val="Compact"/>
+                    <w:jc w:val="right"/>
+                    <w:jc w:val="center"/>
+                  </w:pPr>
+                  <w:r>
+                    <w:t xml:space="preserve">1.000</w:t>
+                  </w:r>
+                </w:p>
+              </w:tc>
+              <w:tc>
+                <w:tcPr/>
+                <w:p>
+                  <w:pPr>
+                    <w:pStyle w:val="Compact"/>
+                    <w:jc w:val="right"/>
+                    <w:jc w:val="center"/>
+                  </w:pPr>
+                  <w:r>
+                    <w:t xml:space="preserve">9350</w:t>
+                  </w:r>
+                </w:p>
+              </w:tc>
+              <w:tc>
+                <w:tcPr/>
+                <w:p>
+                  <w:pPr>
+                    <w:pStyle w:val="Compact"/>
+                    <w:jc w:val="right"/>
+                    <w:jc w:val="center"/>
+                  </w:pPr>
+                  <w:r>
+                    <w:t xml:space="preserve">8917</w:t>
+                  </w:r>
+                </w:p>
+              </w:tc>
+              <w:tc>
+                <w:tcPr/>
+                <w:p>
+                  <w:pPr>
+                    <w:pStyle w:val="Compact"/>
+                    <w:jc w:val="left"/>
+                    <w:jc w:val="center"/>
+                  </w:pPr>
+                  <w:r>
+                    <w:t xml:space="preserve">-856.24 (26.99)</w:t>
+                  </w:r>
+                </w:p>
+              </w:tc>
+              <w:tc>
+                <w:tcPr/>
+                <w:p>
+                  <w:pPr>
+                    <w:pStyle w:val="Compact"/>
+                    <w:jc w:val="left"/>
+                    <w:jc w:val="center"/>
+                  </w:pPr>
+                  <w:r>
+                    <w:t xml:space="preserve">3.69 (0.28)</w:t>
+                  </w:r>
+                </w:p>
+              </w:tc>
+              <w:tc>
+                <w:tcPr/>
+                <w:p>
+                  <w:pPr>
+                    <w:pStyle w:val="Compact"/>
+                    <w:jc w:val="right"/>
+                    <w:jc w:val="center"/>
+                  </w:pPr>
+                  <w:r>
+                    <w:t xml:space="preserve">0.09</w:t>
+                  </w:r>
+                </w:p>
+              </w:tc>
+            </w:tr>
+            <w:tr>
+              <w:tc>
+                <w:tcPr/>
+                <w:p>
+                  <w:pPr>
+                    <w:pStyle w:val="Compact"/>
+                    <w:jc w:val="left"/>
+                    <w:jc w:val="center"/>
+                  </w:pPr>
+                  <w:r>
+                    <w:t xml:space="preserve">M2: brood patch ~ year (breeders only)</w:t>
+                  </w:r>
+                </w:p>
+              </w:tc>
+              <w:tc>
+                <w:tcPr/>
+                <w:p>
+                  <w:pPr>
+                    <w:pStyle w:val="Compact"/>
+                    <w:jc w:val="right"/>
+                    <w:jc w:val="center"/>
+                  </w:pPr>
+                  <w:r>
+                    <w:t xml:space="preserve">1.000</w:t>
+                  </w:r>
+                </w:p>
+              </w:tc>
+              <w:tc>
+                <w:tcPr/>
+                <w:p>
+                  <w:pPr>
+                    <w:pStyle w:val="Compact"/>
+                    <w:jc w:val="right"/>
+                    <w:jc w:val="center"/>
+                  </w:pPr>
+                  <w:r>
+                    <w:t xml:space="preserve">10456</w:t>
+                  </w:r>
+                </w:p>
+              </w:tc>
+              <w:tc>
+                <w:tcPr/>
+                <w:p>
+                  <w:pPr>
+                    <w:pStyle w:val="Compact"/>
+                    <w:jc w:val="right"/>
+                    <w:jc w:val="center"/>
+                  </w:pPr>
+                  <w:r>
+                    <w:t xml:space="preserve">7412</w:t>
+                  </w:r>
+                </w:p>
+              </w:tc>
+              <w:tc>
+                <w:tcPr/>
+                <w:p>
+                  <w:pPr>
+                    <w:pStyle w:val="Compact"/>
+                    <w:jc w:val="left"/>
+                    <w:jc w:val="center"/>
+                  </w:pPr>
+                  <w:r>
+                    <w:t xml:space="preserve">-308.38 (6.02)</w:t>
+                  </w:r>
+                </w:p>
+              </w:tc>
+              <w:tc>
+                <w:tcPr/>
+                <w:p>
+                  <w:pPr>
+                    <w:pStyle w:val="Compact"/>
+                    <w:jc w:val="left"/>
+                    <w:jc w:val="center"/>
+                  </w:pPr>
+                  <w:r>
+                    <w:t xml:space="preserve">1.93 (0.07)</w:t>
+                  </w:r>
+                </w:p>
+              </w:tc>
+              <w:tc>
+                <w:tcPr/>
+                <w:p>
+                  <w:pPr>
+                    <w:pStyle w:val="Compact"/>
+                    <w:jc w:val="right"/>
+                    <w:jc w:val="center"/>
+                  </w:pPr>
+                  <w:r>
+                    <w:t xml:space="preserve">0.07</w:t>
+                  </w:r>
+                </w:p>
+              </w:tc>
+            </w:tr>
+            <w:tr>
+              <w:tc>
+                <w:tcPr/>
+                <w:p>
+                  <w:pPr>
+                    <w:pStyle w:val="Compact"/>
+                    <w:jc w:val="left"/>
+                    <w:jc w:val="center"/>
+                  </w:pPr>
+                  <w:r>
+                    <w:t xml:space="preserve">M1, 2007 excluded</w:t>
+                  </w:r>
+                </w:p>
+              </w:tc>
+              <w:tc>
+                <w:tcPr/>
+                <w:p>
+                  <w:pPr>
+                    <w:pStyle w:val="Compact"/>
+                    <w:jc w:val="right"/>
+                    <w:jc w:val="center"/>
+                  </w:pPr>
+                  <w:r>
+                    <w:t xml:space="preserve">1.001</w:t>
+                  </w:r>
+                </w:p>
+              </w:tc>
+              <w:tc>
+                <w:tcPr/>
+                <w:p>
+                  <w:pPr>
+                    <w:pStyle w:val="Compact"/>
+                    <w:jc w:val="right"/>
+                    <w:jc w:val="center"/>
+                  </w:pPr>
+                  <w:r>
+                    <w:t xml:space="preserve">9798</w:t>
+                  </w:r>
+                </w:p>
+              </w:tc>
+              <w:tc>
+                <w:tcPr/>
+                <w:p>
+                  <w:pPr>
+                    <w:pStyle w:val="Compact"/>
+                    <w:jc w:val="right"/>
+                    <w:jc w:val="center"/>
+                  </w:pPr>
+                  <w:r>
+                    <w:t xml:space="preserve">7990</w:t>
+                  </w:r>
+                </w:p>
+              </w:tc>
+              <w:tc>
+                <w:tcPr/>
+                <w:p>
+                  <w:pPr>
+                    <w:pStyle w:val="Compact"/>
+                    <w:jc w:val="left"/>
+                    <w:jc w:val="center"/>
+                  </w:pPr>
+                  <w:r>
+                    <w:t xml:space="preserve">-852.90 (26.96)</w:t>
+                  </w:r>
+                </w:p>
+              </w:tc>
+              <w:tc>
+                <w:tcPr/>
+                <w:p>
+                  <w:pPr>
+                    <w:pStyle w:val="Compact"/>
+                    <w:jc w:val="left"/>
+                    <w:jc w:val="center"/>
+                  </w:pPr>
+                  <w:r>
+                    <w:t xml:space="preserve">3.71 (0.28)</w:t>
+                  </w:r>
+                </w:p>
+              </w:tc>
+              <w:tc>
+                <w:tcPr/>
+                <w:p>
+                  <w:pPr>
+                    <w:pStyle w:val="Compact"/>
+                    <w:jc w:val="right"/>
+                    <w:jc w:val="center"/>
+                  </w:pPr>
+                  <w:r>
+                    <w:t xml:space="preserve">0.11</w:t>
+                  </w:r>
+                </w:p>
+              </w:tc>
+            </w:tr>
+          </w:tbl>
+          <w:bookmarkEnd w:id="9"/>
+          <w:p/>
+        </w:tc>
+      </w:tr>
+    </w:tbl>
+    <w:p>
+      <w:r>
+        <w:br w:type="page"/>
+      </w:r>
+    </w:p>
+    <w:tbl>
+      <w:tblPr>
+        <w:tblStyle w:val="Table"/>
+        <w:tblW w:type="pct" w:w="5000"/>
+        <w:tblLayout w:type="fixed"/>
+        <w:tblLook w:firstRow="0" w:lastRow="0" w:firstColumn="0" w:lastColumn="0" w:noHBand="0" w:noVBand="0" w:val="0000"/>
+      </w:tblPr>
+      <w:tblGrid>
+        <w:gridCol w:w="7920"/>
+      </w:tblGrid>
+      <w:tr>
+        <w:tc>
+          <w:tcPr/>
+          <w:bookmarkStart w:id="13" w:name="fig-pp-prior"/>
           <w:p>
             <w:pPr>
               <w:pStyle w:val="Compact"/>
@@ -92,18 +521,18 @@
                 <wp:inline>
                   <wp:extent cx="5943600" cy="4245428"/>
                   <wp:effectExtent b="0" l="0" r="0" t="0"/>
-                  <wp:docPr descr="" title="" id="10" name="Picture"/>
+                  <wp:docPr descr="" title="" id="11" name="Picture"/>
                   <a:graphic>
                     <a:graphicData uri="http://schemas.openxmlformats.org/drawingml/2006/picture">
                       <pic:pic>
                         <pic:nvPicPr>
-                          <pic:cNvPr descr="appendix_files/figure-docx/fig-pp-prior-1.png" id="11" name="Picture"/>
+                          <pic:cNvPr descr="appendix_files/figure-docx/fig-pp-prior-1.png" id="12" name="Picture"/>
                           <pic:cNvPicPr>
                             <a:picLocks noChangeArrowheads="1" noChangeAspect="1"/>
                           </pic:cNvPicPr>
                         </pic:nvPicPr>
                         <pic:blipFill>
-                          <a:blip r:embed="rId9"/>
+                          <a:blip r:embed="rId10"/>
                           <a:stretch>
                             <a:fillRect/>
                           </a:stretch>
@@ -150,7 +579,7 @@
               <w:t xml:space="preserve"> 1. Prior predictive check for the primary model (M1: breeding status ~ year x brood patch), showing the prior predictive distribution of the mean breeding status (light lines) against the observed mean (dark line), confirming the priors imply plausible values before fitting to the data.</w:t>
             </w:r>
           </w:p>
-          <w:bookmarkEnd w:id="12"/>
+          <w:bookmarkEnd w:id="13"/>
         </w:tc>
       </w:tr>
     </w:tbl>
@@ -172,7 +601,7 @@
       <w:tr>
         <w:tc>
           <w:tcPr/>
-          <w:bookmarkStart w:id="16" w:name="fig-pp-model"/>
+          <w:bookmarkStart w:id="17" w:name="fig-pp-model"/>
           <w:p>
             <w:pPr>
               <w:pStyle w:val="Compact"/>
@@ -183,18 +612,18 @@
                 <wp:inline>
                   <wp:extent cx="5943600" cy="4245428"/>
                   <wp:effectExtent b="0" l="0" r="0" t="0"/>
-                  <wp:docPr descr="" title="" id="14" name="Picture"/>
+                  <wp:docPr descr="" title="" id="15" name="Picture"/>
                   <a:graphic>
                     <a:graphicData uri="http://schemas.openxmlformats.org/drawingml/2006/picture">
                       <pic:pic>
                         <pic:nvPicPr>
-                          <pic:cNvPr descr="appendix_files/figure-docx/fig-pp-model-1.png" id="15" name="Picture"/>
+                          <pic:cNvPr descr="appendix_files/figure-docx/fig-pp-model-1.png" id="16" name="Picture"/>
                           <pic:cNvPicPr>
                             <a:picLocks noChangeArrowheads="1" noChangeAspect="1"/>
                           </pic:cNvPicPr>
                         </pic:nvPicPr>
                         <pic:blipFill>
-                          <a:blip r:embed="rId13"/>
+                          <a:blip r:embed="rId14"/>
                           <a:stretch>
                             <a:fillRect/>
                           </a:stretch>
@@ -241,7 +670,7 @@
               <w:t xml:space="preserve"> 2. Posterior predictive check for the primary model (M1: breeding status ~ year x brood patch), comparing the observed mean breeding status (dark line) to the posterior predictive distribution (light lines).</w:t>
             </w:r>
           </w:p>
-          <w:bookmarkEnd w:id="16"/>
+          <w:bookmarkEnd w:id="17"/>
         </w:tc>
       </w:tr>
     </w:tbl>
@@ -263,7 +692,7 @@
       <w:tr>
         <w:tc>
           <w:tcPr/>
-          <w:bookmarkStart w:id="20" w:name="fig-mcmc-model"/>
+          <w:bookmarkStart w:id="21" w:name="fig-mcmc-model"/>
           <w:p>
             <w:pPr>
               <w:pStyle w:val="Compact"/>
@@ -272,20 +701,20 @@
             <w:r>
               <w:drawing>
                 <wp:inline>
-                  <wp:extent cx="5943600" cy="5943600"/>
+                  <wp:extent cx="5943600" cy="6792685"/>
                   <wp:effectExtent b="0" l="0" r="0" t="0"/>
-                  <wp:docPr descr="" title="" id="18" name="Picture"/>
+                  <wp:docPr descr="" title="" id="19" name="Picture"/>
                   <a:graphic>
                     <a:graphicData uri="http://schemas.openxmlformats.org/drawingml/2006/picture">
                       <pic:pic>
                         <pic:nvPicPr>
-                          <pic:cNvPr descr="appendix_files/figure-docx/fig-mcmc-model-1.png" id="19" name="Picture"/>
+                          <pic:cNvPr descr="appendix_files/figure-docx/fig-mcmc-model-1.png" id="20" name="Picture"/>
                           <pic:cNvPicPr>
                             <a:picLocks noChangeArrowheads="1" noChangeAspect="1"/>
                           </pic:cNvPicPr>
                         </pic:nvPicPr>
                         <pic:blipFill>
-                          <a:blip r:embed="rId17"/>
+                          <a:blip r:embed="rId18"/>
                           <a:stretch>
                             <a:fillRect/>
                           </a:stretch>
@@ -293,7 +722,7 @@
                         <pic:spPr bwMode="auto">
                           <a:xfrm>
                             <a:off x="0" y="0"/>
-                            <a:ext cx="5943600" cy="5943600"/>
+                            <a:ext cx="5943600" cy="6792685"/>
                           </a:xfrm>
                           <a:prstGeom prst="rect">
                             <a:avLst/>
@@ -329,10 +758,10 @@
               <w:t xml:space="preserve">Fig. S</w:t>
             </w:r>
             <w:r>
-              <w:t xml:space="preserve"> 3. MCMC trace plots for all parameters of the primary model (M1), used to assess chain mixing and convergence.</w:t>
+              <w:t xml:space="preserve"> 3. MCMC trace plots for all parameters of the primary model (M1), used to assess chain mixing and convergence. Brood.spot = brood patch.</w:t>
             </w:r>
           </w:p>
-          <w:bookmarkEnd w:id="20"/>
+          <w:bookmarkEnd w:id="21"/>
         </w:tc>
       </w:tr>
     </w:tbl>
@@ -354,7 +783,7 @@
       <w:tr>
         <w:tc>
           <w:tcPr/>
-          <w:bookmarkStart w:id="24" w:name="fig-pp-model2"/>
+          <w:bookmarkStart w:id="25" w:name="fig-pp-model2"/>
           <w:p>
             <w:pPr>
               <w:pStyle w:val="Compact"/>
@@ -365,18 +794,18 @@
                 <wp:inline>
                   <wp:extent cx="5943600" cy="4245428"/>
                   <wp:effectExtent b="0" l="0" r="0" t="0"/>
-                  <wp:docPr descr="" title="" id="22" name="Picture"/>
+                  <wp:docPr descr="" title="" id="23" name="Picture"/>
                   <a:graphic>
                     <a:graphicData uri="http://schemas.openxmlformats.org/drawingml/2006/picture">
                       <pic:pic>
                         <pic:nvPicPr>
-                          <pic:cNvPr descr="appendix_files/figure-docx/fig-pp-model2-1.png" id="23" name="Picture"/>
+                          <pic:cNvPr descr="appendix_files/figure-docx/fig-pp-model2-1.png" id="24" name="Picture"/>
                           <pic:cNvPicPr>
                             <a:picLocks noChangeArrowheads="1" noChangeAspect="1"/>
                           </pic:cNvPicPr>
                         </pic:nvPicPr>
                         <pic:blipFill>
-                          <a:blip r:embed="rId21"/>
+                          <a:blip r:embed="rId22"/>
                           <a:stretch>
                             <a:fillRect/>
                           </a:stretch>
@@ -423,7 +852,7 @@
               <w:t xml:space="preserve"> 4. Posterior predictive check for the robustness-check model (M2: brood patch presence ~ year), fitted to confirmed breeding-age females only.</w:t>
             </w:r>
           </w:p>
-          <w:bookmarkEnd w:id="24"/>
+          <w:bookmarkEnd w:id="25"/>
         </w:tc>
       </w:tr>
     </w:tbl>
@@ -445,7 +874,7 @@
       <w:tr>
         <w:tc>
           <w:tcPr/>
-          <w:bookmarkStart w:id="28" w:name="fig-mcmc-model2"/>
+          <w:bookmarkStart w:id="29" w:name="fig-mcmc-model2"/>
           <w:p>
             <w:pPr>
               <w:pStyle w:val="Compact"/>
@@ -456,18 +885,18 @@
                 <wp:inline>
                   <wp:extent cx="5943600" cy="4245428"/>
                   <wp:effectExtent b="0" l="0" r="0" t="0"/>
-                  <wp:docPr descr="" title="" id="26" name="Picture"/>
+                  <wp:docPr descr="" title="" id="27" name="Picture"/>
                   <a:graphic>
                     <a:graphicData uri="http://schemas.openxmlformats.org/drawingml/2006/picture">
                       <pic:pic>
                         <pic:nvPicPr>
-                          <pic:cNvPr descr="appendix_files/figure-docx/fig-mcmc-model2-1.png" id="27" name="Picture"/>
+                          <pic:cNvPr descr="appendix_files/figure-docx/fig-mcmc-model2-1.png" id="28" name="Picture"/>
                           <pic:cNvPicPr>
                             <a:picLocks noChangeArrowheads="1" noChangeAspect="1"/>
                           </pic:cNvPicPr>
                         </pic:nvPicPr>
                         <pic:blipFill>
-                          <a:blip r:embed="rId25"/>
+                          <a:blip r:embed="rId26"/>
                           <a:stretch>
                             <a:fillRect/>
                           </a:stretch>
@@ -514,7 +943,7 @@
               <w:t xml:space="preserve"> 5. MCMC trace plots for all parameters of the robustness-check model (M2).</w:t>
             </w:r>
           </w:p>
-          <w:bookmarkEnd w:id="28"/>
+          <w:bookmarkEnd w:id="29"/>
         </w:tc>
       </w:tr>
     </w:tbl>
@@ -536,7 +965,7 @@
       <w:tr>
         <w:tc>
           <w:tcPr/>
-          <w:bookmarkStart w:id="32" w:name="fig-pp-model2007"/>
+          <w:bookmarkStart w:id="33" w:name="fig-pp-model2007"/>
           <w:p>
             <w:pPr>
               <w:pStyle w:val="Compact"/>
@@ -547,18 +976,18 @@
                 <wp:inline>
                   <wp:extent cx="5943600" cy="4245428"/>
                   <wp:effectExtent b="0" l="0" r="0" t="0"/>
-                  <wp:docPr descr="" title="" id="30" name="Picture"/>
+                  <wp:docPr descr="" title="" id="31" name="Picture"/>
                   <a:graphic>
                     <a:graphicData uri="http://schemas.openxmlformats.org/drawingml/2006/picture">
                       <pic:pic>
                         <pic:nvPicPr>
-                          <pic:cNvPr descr="appendix_files/figure-docx/fig-pp-model2007-1.png" id="31" name="Picture"/>
+                          <pic:cNvPr descr="appendix_files/figure-docx/fig-pp-model2007-1.png" id="32" name="Picture"/>
                           <pic:cNvPicPr>
                             <a:picLocks noChangeArrowheads="1" noChangeAspect="1"/>
                           </pic:cNvPicPr>
                         </pic:nvPicPr>
                         <pic:blipFill>
-                          <a:blip r:embed="rId29"/>
+                          <a:blip r:embed="rId30"/>
                           <a:stretch>
                             <a:fillRect/>
                           </a:stretch>
@@ -605,7 +1034,7 @@
               <w:t xml:space="preserve"> 6. Posterior predictive check for the primary model refit excluding the 2007 breeding season.</w:t>
             </w:r>
           </w:p>
-          <w:bookmarkEnd w:id="32"/>
+          <w:bookmarkEnd w:id="33"/>
         </w:tc>
       </w:tr>
     </w:tbl>
@@ -627,7 +1056,7 @@
       <w:tr>
         <w:tc>
           <w:tcPr/>
-          <w:bookmarkStart w:id="36" w:name="fig-mcmc-model2007"/>
+          <w:bookmarkStart w:id="37" w:name="fig-mcmc-model2007"/>
           <w:p>
             <w:pPr>
               <w:pStyle w:val="Compact"/>
@@ -636,20 +1065,20 @@
             <w:r>
               <w:drawing>
                 <wp:inline>
-                  <wp:extent cx="5943600" cy="5943600"/>
+                  <wp:extent cx="5943600" cy="6792685"/>
                   <wp:effectExtent b="0" l="0" r="0" t="0"/>
-                  <wp:docPr descr="" title="" id="34" name="Picture"/>
+                  <wp:docPr descr="" title="" id="35" name="Picture"/>
                   <a:graphic>
                     <a:graphicData uri="http://schemas.openxmlformats.org/drawingml/2006/picture">
                       <pic:pic>
                         <pic:nvPicPr>
-                          <pic:cNvPr descr="appendix_files/figure-docx/fig-mcmc-model2007-1.png" id="35" name="Picture"/>
+                          <pic:cNvPr descr="appendix_files/figure-docx/fig-mcmc-model2007-1.png" id="36" name="Picture"/>
                           <pic:cNvPicPr>
                             <a:picLocks noChangeArrowheads="1" noChangeAspect="1"/>
                           </pic:cNvPicPr>
                         </pic:nvPicPr>
                         <pic:blipFill>
-                          <a:blip r:embed="rId33"/>
+                          <a:blip r:embed="rId34"/>
                           <a:stretch>
                             <a:fillRect/>
                           </a:stretch>
@@ -657,7 +1086,7 @@
                         <pic:spPr bwMode="auto">
                           <a:xfrm>
                             <a:off x="0" y="0"/>
-                            <a:ext cx="5943600" cy="5943600"/>
+                            <a:ext cx="5943600" cy="6792685"/>
                           </a:xfrm>
                           <a:prstGeom prst="rect">
                             <a:avLst/>
@@ -693,14 +1122,14 @@
               <w:t xml:space="preserve">Fig. S</w:t>
             </w:r>
             <w:r>
-              <w:t xml:space="preserve"> 7. MCMC trace plots for all parameters of the primary model refit excluding the 2007 breeding season.</w:t>
+              <w:t xml:space="preserve"> 7. MCMC trace plots for all parameters of the primary model refit excluding the 2007 breeding season. Brood.spot = brood patch.</w:t>
             </w:r>
           </w:p>
-          <w:bookmarkEnd w:id="36"/>
+          <w:bookmarkEnd w:id="37"/>
         </w:tc>
       </w:tr>
     </w:tbl>
-    <w:bookmarkEnd w:id="37"/>
+    <w:bookmarkEnd w:id="38"/>
     <w:sectPr>
       <w:type w:val="continuous"/>
       <w:pgSz w:h="15840" w:w="12240"/>

--- a/manuscript/appendix.docx
+++ b/manuscript/appendix.docx
@@ -7,7 +7,17 @@
         <w:pStyle w:val="Title"/>
       </w:pPr>
       <w:r>
-        <w:t xml:space="preserve">PRE-BREEDING ATLANTIC PUFFINS (FRATERCULA ARCTICA) ARE DISAPPEARING FROM FAROESE COLONIES</w:t>
+        <w:t xml:space="preserve">PRE-BREEDING ATLANTIC PUFFINS (</w:t>
+      </w:r>
+      <w:r>
+        <w:rPr>
+          <w:i/>
+          <w:iCs/>
+        </w:rPr>
+        <w:t xml:space="preserve">FRATERCULA ARCTICA</w:t>
+      </w:r>
+      <w:r>
+        <w:t xml:space="preserve">) ARE DISAPPEARING FROM FAROESE COLONIES</w:t>
       </w:r>
     </w:p>
     <w:p>

--- a/manuscript/appendix.docx
+++ b/manuscript/appendix.docx
@@ -2,80 +2,13 @@
 <file path=word/document.xml><?xml version="1.0" encoding="utf-8"?>
 <w:document xmlns:w="http://schemas.openxmlformats.org/wordprocessingml/2006/main" xmlns:m="http://schemas.openxmlformats.org/officeDocument/2006/math" xmlns:r="http://schemas.openxmlformats.org/officeDocument/2006/relationships" xmlns:o="urn:schemas-microsoft-com:office:office" xmlns:v="urn:schemas-microsoft-com:vml" xmlns:w10="urn:schemas-microsoft-com:office:word" xmlns:a="http://schemas.openxmlformats.org/drawingml/2006/main" xmlns:pic="http://schemas.openxmlformats.org/drawingml/2006/picture" xmlns:wp="http://schemas.openxmlformats.org/drawingml/2006/wordprocessingDrawing">
   <w:body>
-    <w:p>
-      <w:pPr>
-        <w:pStyle w:val="Title"/>
-      </w:pPr>
-      <w:r>
-        <w:t xml:space="preserve">PRE-BREEDING ATLANTIC PUFFINS (</w:t>
-      </w:r>
-      <w:r>
-        <w:rPr>
-          <w:i/>
-          <w:iCs/>
-        </w:rPr>
-        <w:t xml:space="preserve">FRATERCULA ARCTICA</w:t>
-      </w:r>
-      <w:r>
-        <w:t xml:space="preserve">) ARE DISAPPEARING FROM FAROESE COLONIES</w:t>
-      </w:r>
-    </w:p>
-    <w:p>
-      <w:pPr>
-        <w:pStyle w:val="Author"/>
-      </w:pPr>
-      <w:r>
-        <w:t xml:space="preserve">ANNE N.M.A. AUSEMS</w:t>
-      </w:r>
-      <w:r>
-        <w:rPr>
-          <w:vertAlign w:val="superscript"/>
-        </w:rPr>
-        <w:t xml:space="preserve">1</w:t>
-      </w:r>
-      <w:r>
-        <w:t xml:space="preserve">, JENS-KJELD JENSEN</w:t>
-      </w:r>
-      <w:r>
-        <w:rPr>
-          <w:vertAlign w:val="superscript"/>
-        </w:rPr>
-        <w:t xml:space="preserve">2</w:t>
-      </w:r>
-    </w:p>
-    <w:p>
-      <w:pPr>
-        <w:pStyle w:val="Address"/>
-      </w:pPr>
-      <w:r>
-        <w:rPr>
-          <w:vertAlign w:val="superscript"/>
-        </w:rPr>
-        <w:t xml:space="preserve">1</w:t>
-      </w:r>
-      <w:r>
-        <w:t xml:space="preserve">Department of Ecoscience, Aarhus University, Denmark. (anneausems@ecos.au.dk)</w:t>
-      </w:r>
-      <w:r>
-        <w:br/>
-      </w:r>
-      <w:r>
-        <w:rPr>
-          <w:vertAlign w:val="superscript"/>
-        </w:rPr>
-        <w:t xml:space="preserve">2</w:t>
-      </w:r>
-      <w:r>
-        <w:t xml:space="preserve">Nólsoy, Faroe Islands</w:t>
-      </w:r>
-    </w:p>
-    <w:bookmarkStart w:id="38" w:name="appendix-1"/>
+    <w:bookmarkStart w:id="46" w:name="appendix"/>
     <w:p>
       <w:pPr>
         <w:pStyle w:val="Heading1"/>
       </w:pPr>
       <w:r>
-        <w:t xml:space="preserve">Appendix 1</w:t>
+        <w:t xml:space="preserve">Appendix</w:t>
       </w:r>
     </w:p>
     <w:tbl>
@@ -93,16 +26,65 @@
           <w:tcPr/>
           <w:bookmarkStart w:id="9" w:name="tbl-diagnostics"/>
           <w:p>
+            <w:pPr xmlns:w="http://schemas.openxmlformats.org/wordprocessingml/2006/main">
+              <w:pStyle xmlns:w="http://schemas.openxmlformats.org/wordprocessingml/2006/main" w:val="ImageCaption"/>
+              <w:keepNext xmlns:w="http://schemas.openxmlformats.org/wordprocessingml/2006/main"/>
+              <w:spacing xmlns:w="http://schemas.openxmlformats.org/wordprocessingml/2006/main" w:before="200"/>
+              <w:jc xmlns:w="http://schemas.openxmlformats.org/wordprocessingml/2006/main" w:val="center"/>
+            </w:pPr>
+            <w:r>
+              <w:rPr>
+                <w:b/>
+                <w:bCs/>
+              </w:rPr>
+              <w:t>Table S1</w:t>
+            </w:r>
+          </w:p>
+          <w:p>
             <w:pPr>
-              <w:jc w:val="center"/>
+              <w:pStyle xmlns:w="http://schemas.openxmlformats.org/wordprocessingml/2006/main" w:val="ImageCaption"/>
+              <w:spacing xmlns:w="http://schemas.openxmlformats.org/wordprocessingml/2006/main" w:before="200"/>
+              <w:jc xmlns:w="http://schemas.openxmlformats.org/wordprocessingml/2006/main" w:val="center"/>
             </w:pPr>
-            <w:pPr>
-              <w:jc w:val="left"/>
-              <w:spacing w:before="200"/>
-              <w:pStyle w:val="ImageCaption"/>
-            </w:pPr>
-            <w:r>
-              <w:t xml:space="preserve">TABLE S 1. Convergence diagnostics (maximum R-hat and minimum bulk/tail effective sample size across fixed effects) and out-of-sample predictive fit (expected log pointwise predictive density (ELPD), effective number of parameters, and maximum Pareto k from approximate leave-one-out cross-validation) for the three fitted models.</w:t>
+            <w:r>
+              <w:t xml:space="preserve">Convergence diagnostics (maximum</w:t>
+            </w:r>
+            <w:r>
+              <w:t xml:space="preserve"> </w:t>
+            </w:r>
+            <m:oMath>
+              <m:acc>
+                <m:accPr>
+                  <m:chr m:val="̂"/>
+                </m:accPr>
+                <m:e>
+                  <m:r>
+                    <m:t>R</m:t>
+                  </m:r>
+                </m:e>
+              </m:acc>
+            </m:oMath>
+            <w:r>
+              <w:t xml:space="preserve"> </w:t>
+            </w:r>
+            <w:r>
+              <w:t xml:space="preserve">and minimum bulk/tail effective sample size across fixed effects) and out-of-sample predictive fit (expected log pointwise predictive density (ELPD), effective number of parameters, and maximum Pareto</w:t>
+            </w:r>
+            <w:r>
+              <w:t xml:space="preserve"> </w:t>
+            </w:r>
+            <w:r>
+              <w:rPr>
+                <w:i/>
+                <w:iCs/>
+              </w:rPr>
+              <w:t xml:space="preserve">k</w:t>
+            </w:r>
+            <w:r>
+              <w:t xml:space="preserve"> </w:t>
+            </w:r>
+            <w:r>
+              <w:t xml:space="preserve">from approximate leave-one-out cross-validation) for the four fitted models.</w:t>
             </w:r>
           </w:p>
           <w:tbl>
@@ -113,13 +95,13 @@
               <w:tblLook w:firstRow="1" w:lastRow="0" w:firstColumn="0" w:lastColumn="0" w:noHBand="0" w:noVBand="0" w:val="0020"/>
             </w:tblPr>
             <w:tblGrid>
-              <w:gridCol w:w="2661"/>
-              <w:gridCol w:w="584"/>
-              <w:gridCol w:w="843"/>
-              <w:gridCol w:w="843"/>
-              <w:gridCol w:w="1038"/>
-              <w:gridCol w:w="1103"/>
-              <w:gridCol w:w="843"/>
+              <w:gridCol w:w="2517"/>
+              <w:gridCol w:w="859"/>
+              <w:gridCol w:w="798"/>
+              <w:gridCol w:w="798"/>
+              <w:gridCol w:w="982"/>
+              <w:gridCol w:w="1043"/>
+              <w:gridCol w:w="920"/>
             </w:tblGrid>
             <w:tr>
               <w:trPr>
@@ -147,8 +129,23 @@
                     <w:jc w:val="center"/>
                   </w:pPr>
                   <w:r>
-                    <w:t xml:space="preserve">Max Rhat</w:t>
-                  </w:r>
+                    <w:t xml:space="preserve">Max</w:t>
+                  </w:r>
+                  <w:r>
+                    <w:t xml:space="preserve"> </w:t>
+                  </w:r>
+                  <m:oMath>
+                    <m:acc>
+                      <m:accPr>
+                        <m:chr m:val="̂"/>
+                      </m:accPr>
+                      <m:e>
+                        <m:r>
+                          <m:t>R</m:t>
+                        </m:r>
+                      </m:e>
+                    </m:acc>
+                  </m:oMath>
                 </w:p>
               </w:tc>
               <w:tc>
@@ -182,7 +179,7 @@
                 <w:p>
                   <w:pPr>
                     <w:pStyle w:val="Compact"/>
-                    <w:jc w:val="left"/>
+                    <w:jc w:val="right"/>
                     <w:jc w:val="center"/>
                   </w:pPr>
                   <w:r>
@@ -195,7 +192,7 @@
                 <w:p>
                   <w:pPr>
                     <w:pStyle w:val="Compact"/>
-                    <w:jc w:val="left"/>
+                    <w:jc w:val="right"/>
                     <w:jc w:val="center"/>
                   </w:pPr>
                   <w:r>
@@ -212,7 +209,17 @@
                     <w:jc w:val="center"/>
                   </w:pPr>
                   <w:r>
-                    <w:t xml:space="preserve">Max Pareto k</w:t>
+                    <w:t xml:space="preserve">Max Pareto</w:t>
+                  </w:r>
+                  <w:r>
+                    <w:t xml:space="preserve"> </w:t>
+                  </w:r>
+                  <w:r>
+                    <w:rPr>
+                      <w:i/>
+                      <w:iCs/>
+                    </w:rPr>
+                    <w:t xml:space="preserve">k</w:t>
                   </w:r>
                 </w:p>
               </w:tc>
@@ -253,7 +260,7 @@
                     <w:jc w:val="center"/>
                   </w:pPr>
                   <w:r>
-                    <w:t xml:space="preserve">9350</w:t>
+                    <w:t xml:space="preserve">9,350</w:t>
                   </w:r>
                 </w:p>
               </w:tc>
@@ -266,7 +273,7 @@
                     <w:jc w:val="center"/>
                   </w:pPr>
                   <w:r>
-                    <w:t xml:space="preserve">8917</w:t>
+                    <w:t xml:space="preserve">8,917</w:t>
                   </w:r>
                 </w:p>
               </w:tc>
@@ -275,7 +282,7 @@
                 <w:p>
                   <w:pPr>
                     <w:pStyle w:val="Compact"/>
-                    <w:jc w:val="left"/>
+                    <w:jc w:val="right"/>
                     <w:jc w:val="center"/>
                   </w:pPr>
                   <w:r>
@@ -288,7 +295,7 @@
                 <w:p>
                   <w:pPr>
                     <w:pStyle w:val="Compact"/>
-                    <w:jc w:val="left"/>
+                    <w:jc w:val="right"/>
                     <w:jc w:val="center"/>
                   </w:pPr>
                   <w:r>
@@ -346,7 +353,7 @@
                     <w:jc w:val="center"/>
                   </w:pPr>
                   <w:r>
-                    <w:t xml:space="preserve">10456</w:t>
+                    <w:t xml:space="preserve">10,456</w:t>
                   </w:r>
                 </w:p>
               </w:tc>
@@ -359,7 +366,7 @@
                     <w:jc w:val="center"/>
                   </w:pPr>
                   <w:r>
-                    <w:t xml:space="preserve">7412</w:t>
+                    <w:t xml:space="preserve">7,412</w:t>
                   </w:r>
                 </w:p>
               </w:tc>
@@ -368,7 +375,7 @@
                 <w:p>
                   <w:pPr>
                     <w:pStyle w:val="Compact"/>
-                    <w:jc w:val="left"/>
+                    <w:jc w:val="right"/>
                     <w:jc w:val="center"/>
                   </w:pPr>
                   <w:r>
@@ -381,7 +388,7 @@
                 <w:p>
                   <w:pPr>
                     <w:pStyle w:val="Compact"/>
-                    <w:jc w:val="left"/>
+                    <w:jc w:val="right"/>
                     <w:jc w:val="center"/>
                   </w:pPr>
                   <w:r>
@@ -439,7 +446,7 @@
                     <w:jc w:val="center"/>
                   </w:pPr>
                   <w:r>
-                    <w:t xml:space="preserve">9798</w:t>
+                    <w:t xml:space="preserve">9,798</w:t>
                   </w:r>
                 </w:p>
               </w:tc>
@@ -452,7 +459,7 @@
                     <w:jc w:val="center"/>
                   </w:pPr>
                   <w:r>
-                    <w:t xml:space="preserve">7990</w:t>
+                    <w:t xml:space="preserve">7,990</w:t>
                   </w:r>
                 </w:p>
               </w:tc>
@@ -461,29 +468,65 @@
                 <w:p>
                   <w:pPr>
                     <w:pStyle w:val="Compact"/>
+                    <w:jc w:val="right"/>
+                    <w:jc w:val="center"/>
+                  </w:pPr>
+                  <w:r>
+                    <w:t xml:space="preserve">-852.90 (26.96)</w:t>
+                  </w:r>
+                </w:p>
+              </w:tc>
+              <w:tc>
+                <w:tcPr/>
+                <w:p>
+                  <w:pPr>
+                    <w:pStyle w:val="Compact"/>
+                    <w:jc w:val="right"/>
+                    <w:jc w:val="center"/>
+                  </w:pPr>
+                  <w:r>
+                    <w:t xml:space="preserve">3.71 (0.28)</w:t>
+                  </w:r>
+                </w:p>
+              </w:tc>
+              <w:tc>
+                <w:tcPr/>
+                <w:p>
+                  <w:pPr>
+                    <w:pStyle w:val="Compact"/>
+                    <w:jc w:val="right"/>
+                    <w:jc w:val="center"/>
+                  </w:pPr>
+                  <w:r>
+                    <w:t xml:space="preserve">0.11</w:t>
+                  </w:r>
+                </w:p>
+              </w:tc>
+            </w:tr>
+            <w:tr>
+              <w:tc>
+                <w:tcPr>
+                  <w:tcBorders>
+                    <w:bottom w:val="single" w:sz="4" w:space="0" w:color="auto"/>
+                  </w:tcBorders>
+                </w:tcPr>
+                <w:p>
+                  <w:pPr>
+                    <w:pStyle w:val="Compact"/>
                     <w:jc w:val="left"/>
                     <w:jc w:val="center"/>
                   </w:pPr>
                   <w:r>
-                    <w:t xml:space="preserve">-852.90 (26.96)</w:t>
-                  </w:r>
-                </w:p>
-              </w:tc>
-              <w:tc>
-                <w:tcPr/>
-                <w:p>
-                  <w:pPr>
-                    <w:pStyle w:val="Compact"/>
-                    <w:jc w:val="left"/>
-                    <w:jc w:val="center"/>
-                  </w:pPr>
-                  <w:r>
-                    <w:t xml:space="preserve">3.71 (0.28)</w:t>
-                  </w:r>
-                </w:p>
-              </w:tc>
-              <w:tc>
-                <w:tcPr/>
+                    <w:t xml:space="preserve">M1, Mykines (2007–2008) excluded</w:t>
+                  </w:r>
+                </w:p>
+              </w:tc>
+              <w:tc>
+                <w:tcPr>
+                  <w:tcBorders>
+                    <w:bottom w:val="single" w:sz="4" w:space="0" w:color="auto"/>
+                  </w:tcBorders>
+                </w:tcPr>
                 <w:p>
                   <w:pPr>
                     <w:pStyle w:val="Compact"/>
@@ -491,7 +534,92 @@
                     <w:jc w:val="center"/>
                   </w:pPr>
                   <w:r>
-                    <w:t xml:space="preserve">0.11</w:t>
+                    <w:t xml:space="preserve">1.001</w:t>
+                  </w:r>
+                </w:p>
+              </w:tc>
+              <w:tc>
+                <w:tcPr>
+                  <w:tcBorders>
+                    <w:bottom w:val="single" w:sz="4" w:space="0" w:color="auto"/>
+                  </w:tcBorders>
+                </w:tcPr>
+                <w:p>
+                  <w:pPr>
+                    <w:pStyle w:val="Compact"/>
+                    <w:jc w:val="right"/>
+                    <w:jc w:val="center"/>
+                  </w:pPr>
+                  <w:r>
+                    <w:t xml:space="preserve">10,495</w:t>
+                  </w:r>
+                </w:p>
+              </w:tc>
+              <w:tc>
+                <w:tcPr>
+                  <w:tcBorders>
+                    <w:bottom w:val="single" w:sz="4" w:space="0" w:color="auto"/>
+                  </w:tcBorders>
+                </w:tcPr>
+                <w:p>
+                  <w:pPr>
+                    <w:pStyle w:val="Compact"/>
+                    <w:jc w:val="right"/>
+                    <w:jc w:val="center"/>
+                  </w:pPr>
+                  <w:r>
+                    <w:t xml:space="preserve">8,202</w:t>
+                  </w:r>
+                </w:p>
+              </w:tc>
+              <w:tc>
+                <w:tcPr>
+                  <w:tcBorders>
+                    <w:bottom w:val="single" w:sz="4" w:space="0" w:color="auto"/>
+                  </w:tcBorders>
+                </w:tcPr>
+                <w:p>
+                  <w:pPr>
+                    <w:pStyle w:val="Compact"/>
+                    <w:jc w:val="right"/>
+                    <w:jc w:val="center"/>
+                  </w:pPr>
+                  <w:r>
+                    <w:t xml:space="preserve">-815.87 (26.80)</w:t>
+                  </w:r>
+                </w:p>
+              </w:tc>
+              <w:tc>
+                <w:tcPr>
+                  <w:tcBorders>
+                    <w:bottom w:val="single" w:sz="4" w:space="0" w:color="auto"/>
+                  </w:tcBorders>
+                </w:tcPr>
+                <w:p>
+                  <w:pPr>
+                    <w:pStyle w:val="Compact"/>
+                    <w:jc w:val="right"/>
+                    <w:jc w:val="center"/>
+                  </w:pPr>
+                  <w:r>
+                    <w:t xml:space="preserve">3.75 (0.28)</w:t>
+                  </w:r>
+                </w:p>
+              </w:tc>
+              <w:tc>
+                <w:tcPr>
+                  <w:tcBorders>
+                    <w:bottom w:val="single" w:sz="4" w:space="0" w:color="auto"/>
+                  </w:tcBorders>
+                </w:tcPr>
+                <w:p>
+                  <w:pPr>
+                    <w:pStyle w:val="Compact"/>
+                    <w:jc w:val="right"/>
+                    <w:jc w:val="center"/>
+                  </w:pPr>
+                  <w:r>
+                    <w:t xml:space="preserve">0.07</w:t>
                   </w:r>
                 </w:p>
               </w:tc>
@@ -571,12 +699,9 @@
           </w:p>
           <w:p>
             <w:pPr>
-              <w:jc w:val="center"/>
-            </w:pPr>
-            <w:pPr>
-              <w:jc w:val="left"/>
-              <w:spacing w:before="200"/>
-              <w:pStyle w:val="ImageCaption"/>
+              <w:pStyle xmlns:w="http://schemas.openxmlformats.org/wordprocessingml/2006/main" w:val="ImageCaption"/>
+              <w:spacing xmlns:w="http://schemas.openxmlformats.org/wordprocessingml/2006/main" w:before="200"/>
+              <w:jc xmlns:w="http://schemas.openxmlformats.org/wordprocessingml/2006/main" w:val="center"/>
             </w:pPr>
             <w:r>
               <w:rPr>
@@ -586,7 +711,14 @@
               <w:t xml:space="preserve">Fig. S</w:t>
             </w:r>
             <w:r>
-              <w:t xml:space="preserve"> 1. Prior predictive check for the primary model (M1: breeding status ~ year x brood patch), showing the prior predictive distribution of the mean breeding status (light lines) against the observed mean (dark line), confirming the priors imply plausible values before fitting to the data.</w:t>
+              <w:rPr>
+                <w:b/>
+                <w:bCs/>
+              </w:rPr>
+              <w:t xml:space="preserve">1.</w:t>
+            </w:r>
+            <w:r>
+              <w:t xml:space="preserve"> Prior predictive check for the primary model (M1: breeding status ~ year x brood patch), showing the prior predictive distribution of the mean breeding status (light lines) against the observed mean (dark line), confirming the priors imply plausible values before fitting to the data.</w:t>
             </w:r>
           </w:p>
           <w:bookmarkEnd w:id="13"/>
@@ -662,12 +794,9 @@
           </w:p>
           <w:p>
             <w:pPr>
-              <w:jc w:val="center"/>
-            </w:pPr>
-            <w:pPr>
-              <w:jc w:val="left"/>
-              <w:spacing w:before="200"/>
-              <w:pStyle w:val="ImageCaption"/>
+              <w:pStyle xmlns:w="http://schemas.openxmlformats.org/wordprocessingml/2006/main" w:val="ImageCaption"/>
+              <w:spacing xmlns:w="http://schemas.openxmlformats.org/wordprocessingml/2006/main" w:before="200"/>
+              <w:jc xmlns:w="http://schemas.openxmlformats.org/wordprocessingml/2006/main" w:val="center"/>
             </w:pPr>
             <w:r>
               <w:rPr>
@@ -677,7 +806,14 @@
               <w:t xml:space="preserve">Fig. S</w:t>
             </w:r>
             <w:r>
-              <w:t xml:space="preserve"> 2. Posterior predictive check for the primary model (M1: breeding status ~ year x brood patch), comparing the observed mean breeding status (dark line) to the posterior predictive distribution (light lines).</w:t>
+              <w:rPr>
+                <w:b/>
+                <w:bCs/>
+              </w:rPr>
+              <w:t xml:space="preserve">2.</w:t>
+            </w:r>
+            <w:r>
+              <w:t xml:space="preserve"> Posterior predictive check for the primary model (M1: breeding status ~ year x brood patch), comparing the observed mean breeding status (dark line) to the posterior predictive distribution (light lines).</w:t>
             </w:r>
           </w:p>
           <w:bookmarkEnd w:id="17"/>
@@ -753,12 +889,9 @@
           </w:p>
           <w:p>
             <w:pPr>
-              <w:jc w:val="center"/>
-            </w:pPr>
-            <w:pPr>
-              <w:jc w:val="left"/>
-              <w:spacing w:before="200"/>
-              <w:pStyle w:val="ImageCaption"/>
+              <w:pStyle xmlns:w="http://schemas.openxmlformats.org/wordprocessingml/2006/main" w:val="ImageCaption"/>
+              <w:spacing xmlns:w="http://schemas.openxmlformats.org/wordprocessingml/2006/main" w:before="200"/>
+              <w:jc xmlns:w="http://schemas.openxmlformats.org/wordprocessingml/2006/main" w:val="center"/>
             </w:pPr>
             <w:r>
               <w:rPr>
@@ -768,7 +901,14 @@
               <w:t xml:space="preserve">Fig. S</w:t>
             </w:r>
             <w:r>
-              <w:t xml:space="preserve"> 3. MCMC trace plots for all parameters of the primary model (M1), used to assess chain mixing and convergence. Brood.spot = brood patch.</w:t>
+              <w:rPr>
+                <w:b/>
+                <w:bCs/>
+              </w:rPr>
+              <w:t xml:space="preserve">3.</w:t>
+            </w:r>
+            <w:r>
+              <w:t xml:space="preserve"> MCMC trace plots for all parameters of the primary model (M1), used to assess chain mixing and convergence. Brood.spot = brood patch.</w:t>
             </w:r>
           </w:p>
           <w:bookmarkEnd w:id="21"/>
@@ -844,12 +984,9 @@
           </w:p>
           <w:p>
             <w:pPr>
-              <w:jc w:val="center"/>
-            </w:pPr>
-            <w:pPr>
-              <w:jc w:val="left"/>
-              <w:spacing w:before="200"/>
-              <w:pStyle w:val="ImageCaption"/>
+              <w:pStyle xmlns:w="http://schemas.openxmlformats.org/wordprocessingml/2006/main" w:val="ImageCaption"/>
+              <w:spacing xmlns:w="http://schemas.openxmlformats.org/wordprocessingml/2006/main" w:before="200"/>
+              <w:jc xmlns:w="http://schemas.openxmlformats.org/wordprocessingml/2006/main" w:val="center"/>
             </w:pPr>
             <w:r>
               <w:rPr>
@@ -859,7 +996,14 @@
               <w:t xml:space="preserve">Fig. S</w:t>
             </w:r>
             <w:r>
-              <w:t xml:space="preserve"> 4. Posterior predictive check for the robustness-check model (M2: brood patch presence ~ year), fitted to confirmed breeding-age females only.</w:t>
+              <w:rPr>
+                <w:b/>
+                <w:bCs/>
+              </w:rPr>
+              <w:t xml:space="preserve">4.</w:t>
+            </w:r>
+            <w:r>
+              <w:t xml:space="preserve"> Posterior predictive check for the robustness-check model (M2: brood patch presence ~ year), fitted to confirmed breeding-age females only.</w:t>
             </w:r>
           </w:p>
           <w:bookmarkEnd w:id="25"/>
@@ -935,12 +1079,9 @@
           </w:p>
           <w:p>
             <w:pPr>
-              <w:jc w:val="center"/>
-            </w:pPr>
-            <w:pPr>
-              <w:jc w:val="left"/>
-              <w:spacing w:before="200"/>
-              <w:pStyle w:val="ImageCaption"/>
+              <w:pStyle xmlns:w="http://schemas.openxmlformats.org/wordprocessingml/2006/main" w:val="ImageCaption"/>
+              <w:spacing xmlns:w="http://schemas.openxmlformats.org/wordprocessingml/2006/main" w:before="200"/>
+              <w:jc xmlns:w="http://schemas.openxmlformats.org/wordprocessingml/2006/main" w:val="center"/>
             </w:pPr>
             <w:r>
               <w:rPr>
@@ -950,7 +1091,14 @@
               <w:t xml:space="preserve">Fig. S</w:t>
             </w:r>
             <w:r>
-              <w:t xml:space="preserve"> 5. MCMC trace plots for all parameters of the robustness-check model (M2).</w:t>
+              <w:rPr>
+                <w:b/>
+                <w:bCs/>
+              </w:rPr>
+              <w:t xml:space="preserve">5.</w:t>
+            </w:r>
+            <w:r>
+              <w:t xml:space="preserve"> MCMC trace plots for all parameters of the robustness-check model (M2).</w:t>
             </w:r>
           </w:p>
           <w:bookmarkEnd w:id="29"/>
@@ -1026,12 +1174,9 @@
           </w:p>
           <w:p>
             <w:pPr>
-              <w:jc w:val="center"/>
-            </w:pPr>
-            <w:pPr>
-              <w:jc w:val="left"/>
-              <w:spacing w:before="200"/>
-              <w:pStyle w:val="ImageCaption"/>
+              <w:pStyle xmlns:w="http://schemas.openxmlformats.org/wordprocessingml/2006/main" w:val="ImageCaption"/>
+              <w:spacing xmlns:w="http://schemas.openxmlformats.org/wordprocessingml/2006/main" w:before="200"/>
+              <w:jc xmlns:w="http://schemas.openxmlformats.org/wordprocessingml/2006/main" w:val="center"/>
             </w:pPr>
             <w:r>
               <w:rPr>
@@ -1041,7 +1186,14 @@
               <w:t xml:space="preserve">Fig. S</w:t>
             </w:r>
             <w:r>
-              <w:t xml:space="preserve"> 6. Posterior predictive check for the primary model refit excluding the 2007 breeding season.</w:t>
+              <w:rPr>
+                <w:b/>
+                <w:bCs/>
+              </w:rPr>
+              <w:t xml:space="preserve">6.</w:t>
+            </w:r>
+            <w:r>
+              <w:t xml:space="preserve"> Posterior predictive check for the primary model refit excluding the 2007 breeding season.</w:t>
             </w:r>
           </w:p>
           <w:bookmarkEnd w:id="33"/>
@@ -1117,12 +1269,9 @@
           </w:p>
           <w:p>
             <w:pPr>
-              <w:jc w:val="center"/>
-            </w:pPr>
-            <w:pPr>
-              <w:jc w:val="left"/>
-              <w:spacing w:before="200"/>
-              <w:pStyle w:val="ImageCaption"/>
+              <w:pStyle xmlns:w="http://schemas.openxmlformats.org/wordprocessingml/2006/main" w:val="ImageCaption"/>
+              <w:spacing xmlns:w="http://schemas.openxmlformats.org/wordprocessingml/2006/main" w:before="200"/>
+              <w:jc xmlns:w="http://schemas.openxmlformats.org/wordprocessingml/2006/main" w:val="center"/>
             </w:pPr>
             <w:r>
               <w:rPr>
@@ -1132,14 +1281,211 @@
               <w:t xml:space="preserve">Fig. S</w:t>
             </w:r>
             <w:r>
-              <w:t xml:space="preserve"> 7. MCMC trace plots for all parameters of the primary model refit excluding the 2007 breeding season. Brood.spot = brood patch.</w:t>
+              <w:rPr>
+                <w:b/>
+                <w:bCs/>
+              </w:rPr>
+              <w:t xml:space="preserve">7.</w:t>
+            </w:r>
+            <w:r>
+              <w:t xml:space="preserve"> MCMC trace plots for all parameters of the primary model refit excluding the 2007 breeding season. Brood.spot = brood patch.</w:t>
             </w:r>
           </w:p>
           <w:bookmarkEnd w:id="37"/>
         </w:tc>
       </w:tr>
     </w:tbl>
-    <w:bookmarkEnd w:id="38"/>
+    <w:p>
+      <w:r>
+        <w:br w:type="page"/>
+      </w:r>
+    </w:p>
+    <w:tbl>
+      <w:tblPr>
+        <w:tblStyle w:val="Table"/>
+        <w:tblW w:type="pct" w:w="5000"/>
+        <w:tblLayout w:type="fixed"/>
+        <w:tblLook w:firstRow="0" w:lastRow="0" w:firstColumn="0" w:lastColumn="0" w:noHBand="0" w:noVBand="0" w:val="0000"/>
+      </w:tblPr>
+      <w:tblGrid>
+        <w:gridCol w:w="7920"/>
+      </w:tblGrid>
+      <w:tr>
+        <w:tc>
+          <w:tcPr/>
+          <w:bookmarkStart w:id="41" w:name="fig-pp-model-mykines"/>
+          <w:p>
+            <w:pPr>
+              <w:pStyle w:val="Compact"/>
+              <w:jc w:val="center"/>
+            </w:pPr>
+            <w:r>
+              <w:drawing>
+                <wp:inline>
+                  <wp:extent cx="5943600" cy="4245428"/>
+                  <wp:effectExtent b="0" l="0" r="0" t="0"/>
+                  <wp:docPr descr="" title="" id="39" name="Picture"/>
+                  <a:graphic>
+                    <a:graphicData uri="http://schemas.openxmlformats.org/drawingml/2006/picture">
+                      <pic:pic>
+                        <pic:nvPicPr>
+                          <pic:cNvPr descr="appendix_files/figure-docx/fig-pp-model-mykines-1.png" id="40" name="Picture"/>
+                          <pic:cNvPicPr>
+                            <a:picLocks noChangeArrowheads="1" noChangeAspect="1"/>
+                          </pic:cNvPicPr>
+                        </pic:nvPicPr>
+                        <pic:blipFill>
+                          <a:blip r:embed="rId38"/>
+                          <a:stretch>
+                            <a:fillRect/>
+                          </a:stretch>
+                        </pic:blipFill>
+                        <pic:spPr bwMode="auto">
+                          <a:xfrm>
+                            <a:off x="0" y="0"/>
+                            <a:ext cx="5943600" cy="4245428"/>
+                          </a:xfrm>
+                          <a:prstGeom prst="rect">
+                            <a:avLst/>
+                          </a:prstGeom>
+                          <a:noFill/>
+                          <a:ln w="9525">
+                            <a:noFill/>
+                            <a:headEnd/>
+                            <a:tailEnd/>
+                          </a:ln>
+                        </pic:spPr>
+                      </pic:pic>
+                    </a:graphicData>
+                  </a:graphic>
+                </wp:inline>
+              </w:drawing>
+            </w:r>
+          </w:p>
+          <w:p>
+            <w:pPr>
+              <w:pStyle xmlns:w="http://schemas.openxmlformats.org/wordprocessingml/2006/main" w:val="ImageCaption"/>
+              <w:spacing xmlns:w="http://schemas.openxmlformats.org/wordprocessingml/2006/main" w:before="200"/>
+              <w:jc xmlns:w="http://schemas.openxmlformats.org/wordprocessingml/2006/main" w:val="center"/>
+            </w:pPr>
+            <w:r>
+              <w:rPr>
+                <w:b/>
+                <w:bCs/>
+              </w:rPr>
+              <w:t xml:space="preserve">Fig. S</w:t>
+            </w:r>
+            <w:r>
+              <w:rPr>
+                <w:b/>
+                <w:bCs/>
+              </w:rPr>
+              <w:t xml:space="preserve">8.</w:t>
+            </w:r>
+            <w:r>
+              <w:t xml:space="preserve"> Posterior predictive check for the primary model refit excluding the individuals collected on Mykines (2007 and 2008 breeding seasons).</w:t>
+            </w:r>
+          </w:p>
+          <w:bookmarkEnd w:id="41"/>
+        </w:tc>
+      </w:tr>
+    </w:tbl>
+    <w:p>
+      <w:r>
+        <w:br w:type="page"/>
+      </w:r>
+    </w:p>
+    <w:tbl>
+      <w:tblPr>
+        <w:tblStyle w:val="Table"/>
+        <w:tblW w:type="pct" w:w="5000"/>
+        <w:tblLayout w:type="fixed"/>
+        <w:tblLook w:firstRow="0" w:lastRow="0" w:firstColumn="0" w:lastColumn="0" w:noHBand="0" w:noVBand="0" w:val="0000"/>
+      </w:tblPr>
+      <w:tblGrid>
+        <w:gridCol w:w="7920"/>
+      </w:tblGrid>
+      <w:tr>
+        <w:tc>
+          <w:tcPr/>
+          <w:bookmarkStart w:id="45" w:name="fig-mcmc-model-mykines"/>
+          <w:p>
+            <w:pPr>
+              <w:pStyle w:val="Compact"/>
+              <w:jc w:val="center"/>
+            </w:pPr>
+            <w:r>
+              <w:drawing>
+                <wp:inline>
+                  <wp:extent cx="5943600" cy="6792685"/>
+                  <wp:effectExtent b="0" l="0" r="0" t="0"/>
+                  <wp:docPr descr="" title="" id="43" name="Picture"/>
+                  <a:graphic>
+                    <a:graphicData uri="http://schemas.openxmlformats.org/drawingml/2006/picture">
+                      <pic:pic>
+                        <pic:nvPicPr>
+                          <pic:cNvPr descr="appendix_files/figure-docx/fig-mcmc-model-mykines-1.png" id="44" name="Picture"/>
+                          <pic:cNvPicPr>
+                            <a:picLocks noChangeArrowheads="1" noChangeAspect="1"/>
+                          </pic:cNvPicPr>
+                        </pic:nvPicPr>
+                        <pic:blipFill>
+                          <a:blip r:embed="rId42"/>
+                          <a:stretch>
+                            <a:fillRect/>
+                          </a:stretch>
+                        </pic:blipFill>
+                        <pic:spPr bwMode="auto">
+                          <a:xfrm>
+                            <a:off x="0" y="0"/>
+                            <a:ext cx="5943600" cy="6792685"/>
+                          </a:xfrm>
+                          <a:prstGeom prst="rect">
+                            <a:avLst/>
+                          </a:prstGeom>
+                          <a:noFill/>
+                          <a:ln w="9525">
+                            <a:noFill/>
+                            <a:headEnd/>
+                            <a:tailEnd/>
+                          </a:ln>
+                        </pic:spPr>
+                      </pic:pic>
+                    </a:graphicData>
+                  </a:graphic>
+                </wp:inline>
+              </w:drawing>
+            </w:r>
+          </w:p>
+          <w:p>
+            <w:pPr>
+              <w:pStyle xmlns:w="http://schemas.openxmlformats.org/wordprocessingml/2006/main" w:val="ImageCaption"/>
+              <w:spacing xmlns:w="http://schemas.openxmlformats.org/wordprocessingml/2006/main" w:before="200"/>
+              <w:jc xmlns:w="http://schemas.openxmlformats.org/wordprocessingml/2006/main" w:val="center"/>
+            </w:pPr>
+            <w:r>
+              <w:rPr>
+                <w:b/>
+                <w:bCs/>
+              </w:rPr>
+              <w:t xml:space="preserve">Fig. S</w:t>
+            </w:r>
+            <w:r>
+              <w:rPr>
+                <w:b/>
+                <w:bCs/>
+              </w:rPr>
+              <w:t xml:space="preserve">9.</w:t>
+            </w:r>
+            <w:r>
+              <w:t xml:space="preserve"> MCMC trace plots for all parameters of the primary model refit excluding the individuals collected on Mykines (2007 and 2008 breeding seasons). Brood.spot = brood patch.</w:t>
+            </w:r>
+          </w:p>
+          <w:bookmarkEnd w:id="45"/>
+        </w:tc>
+      </w:tr>
+    </w:tbl>
+    <w:bookmarkEnd w:id="46"/>
     <w:sectPr>
       <w:type w:val="continuous"/>
       <w:pgSz w:h="15840" w:w="12240"/>
@@ -1176,7 +1522,7 @@
 </file>
 
 <file path=word/numbering.xml><?xml version="1.0" encoding="utf-8"?>
-<w:numbering xmlns:aink="http://schemas.microsoft.com/office/drawing/2016/ink" xmlns:am3d="http://schemas.microsoft.com/office/drawing/2017/model3d" xmlns:cx="http://schemas.microsoft.com/office/drawing/2014/chartex" xmlns:cx1="http://schemas.microsoft.com/office/drawing/2015/9/8/chartex" xmlns:cx2="http://schemas.microsoft.com/office/drawing/2015/10/21/chartex" xmlns:cx3="http://schemas.microsoft.com/office/drawing/2016/5/9/chartex" xmlns:cx4="http://schemas.microsoft.com/office/drawing/2016/5/10/chartex" xmlns:cx5="http://schemas.microsoft.com/office/drawing/2016/5/11/chartex" xmlns:cx6="http://schemas.microsoft.com/office/drawing/2016/5/12/chartex" xmlns:cx7="http://schemas.microsoft.com/office/drawing/2016/5/13/chartex" xmlns:cx8="http://schemas.microsoft.com/office/drawing/2016/5/14/chartex" xmlns:m="http://schemas.openxmlformats.org/officeDocument/2006/math" xmlns:mc="http://schemas.openxmlformats.org/markup-compatibility/2006" xmlns:o="urn:schemas-microsoft-com:office:office" xmlns:oel="http://schemas.microsoft.com/office/2019/extlst" xmlns:r="http://schemas.openxmlformats.org/officeDocument/2006/relationships" xmlns:v="urn:schemas-microsoft-com:vml" xmlns:w="http://schemas.openxmlformats.org/wordprocessingml/2006/main" xmlns:w10="urn:schemas-microsoft-com:office:word" xmlns:w14="http://schemas.microsoft.com/office/word/2010/wordml" xmlns:w15="http://schemas.microsoft.com/office/word/2012/wordml" xmlns:w16="http://schemas.microsoft.com/office/word/2018/wordml" xmlns:w16cei="http://schemas.microsoft.com/office/word/2026/wordml/cei" xmlns:w16cex="http://schemas.microsoft.com/office/word/2018/wordml/cex" xmlns:w16cid="http://schemas.microsoft.com/office/word/2016/wordml/cid" xmlns:w16du="http://schemas.microsoft.com/office/word/2023/wordml/word16du" xmlns:w16sdtdh="http://schemas.microsoft.com/office/word/2020/wordml/sdtdatahash" xmlns:w16sdtfl="http://schemas.microsoft.com/office/word/2024/wordml/sdtformatlock" xmlns:w16se="http://schemas.microsoft.com/office/word/2015/wordml/symex" xmlns:wne="http://schemas.microsoft.com/office/word/2006/wordml" xmlns:wp="http://schemas.openxmlformats.org/drawingml/2006/wordprocessingDrawing" xmlns:wp14="http://schemas.microsoft.com/office/word/2010/wordprocessingDrawing" xmlns:wpc="http://schemas.microsoft.com/office/word/2010/wordprocessingCanvas" xmlns:wpg="http://schemas.microsoft.com/office/word/2010/wordprocessingGroup" xmlns:wpi="http://schemas.microsoft.com/office/word/2010/wordprocessingInk" xmlns:wps="http://schemas.microsoft.com/office/word/2010/wordprocessingShape" mc:Ignorable="w14 w15 w16se w16cid w16 w16cex w16sdtdh w16sdtfl w16du wp14">
+<w:numbering xmlns:aink="http://schemas.microsoft.com/office/drawing/2016/ink" xmlns:am3d="http://schemas.microsoft.com/office/drawing/2017/model3d" xmlns:cx="http://schemas.microsoft.com/office/drawing/2014/chartex" xmlns:cx1="http://schemas.microsoft.com/office/drawing/2015/9/8/chartex" xmlns:cx2="http://schemas.microsoft.com/office/drawing/2015/10/21/chartex" xmlns:cx3="http://schemas.microsoft.com/office/drawing/2016/5/9/chartex" xmlns:cx4="http://schemas.microsoft.com/office/drawing/2016/5/10/chartex" xmlns:cx5="http://schemas.microsoft.com/office/drawing/2016/5/11/chartex" xmlns:cx6="http://schemas.microsoft.com/office/drawing/2016/5/12/chartex" xmlns:cx7="http://schemas.microsoft.com/office/drawing/2016/5/13/chartex" xmlns:cx8="http://schemas.microsoft.com/office/drawing/2016/5/14/chartex" xmlns:m="http://schemas.openxmlformats.org/officeDocument/2006/math" xmlns:mc="http://schemas.openxmlformats.org/markup-compatibility/2006" xmlns:o="urn:schemas-microsoft-com:office:office" xmlns:oel="http://schemas.microsoft.com/office/2019/extlst" xmlns:r="http://schemas.openxmlformats.org/officeDocument/2006/relationships" xmlns:v="urn:schemas-microsoft-com:vml" xmlns:w="http://schemas.openxmlformats.org/wordprocessingml/2006/main" xmlns:w10="urn:schemas-microsoft-com:office:word" xmlns:w14="http://schemas.microsoft.com/office/word/2010/wordml" xmlns:w15="http://schemas.microsoft.com/office/word/2012/wordml" xmlns:w16="http://schemas.microsoft.com/office/word/2018/wordml" xmlns:w16cex="http://schemas.microsoft.com/office/word/2018/wordml/cex" xmlns:w16cid="http://schemas.microsoft.com/office/word/2016/wordml/cid" xmlns:w16du="http://schemas.microsoft.com/office/word/2023/wordml/word16du" xmlns:w16sdtdh="http://schemas.microsoft.com/office/word/2020/wordml/sdtdatahash" xmlns:w16sdtfl="http://schemas.microsoft.com/office/word/2024/wordml/sdtformatlock" xmlns:w16se="http://schemas.microsoft.com/office/word/2015/wordml/symex" xmlns:wne="http://schemas.microsoft.com/office/word/2006/wordml" xmlns:wp="http://schemas.openxmlformats.org/drawingml/2006/wordprocessingDrawing" xmlns:wp14="http://schemas.microsoft.com/office/word/2010/wordprocessingDrawing" xmlns:wpc="http://schemas.microsoft.com/office/word/2010/wordprocessingCanvas" xmlns:wpg="http://schemas.microsoft.com/office/word/2010/wordprocessingGroup" xmlns:wpi="http://schemas.microsoft.com/office/word/2010/wordprocessingInk" xmlns:wps="http://schemas.microsoft.com/office/word/2010/wordprocessingShape" mc:Ignorable="w14 w15 w16se w16cid w16 w16cex w16sdtdh w16sdtfl w16du wp14">
   <w:abstractNum w15:restartNumberingAfterBreak="0" w:abstractNumId="0">
     <w:nsid w:val="170CD2DE"/>
     <w:multiLevelType w:val="multilevel"/>
@@ -1380,7 +1726,7 @@
     <w:pPrDefault>
       <w:pPr>
         <w:spacing w:line="480" w:lineRule="auto"/>
-        <w:ind w:firstLine="720"/>
+        <w:ind w:firstLine="0"/>
       </w:pPr>
     </w:pPrDefault>
   </w:docDefaults>
@@ -1641,7 +1987,7 @@
     <w:pPr>
       <w:keepNext/>
       <w:keepLines/>
-      <w:spacing w:after="120" w:before="360" w:line="240" w:lineRule="auto"/>
+      <w:spacing w:after="480" w:before="360" w:line="240" w:lineRule="auto"/>
       <w:ind w:firstLine="0"/>
       <w:outlineLvl w:val="0"/>
     </w:pPr>
@@ -1813,6 +2159,9 @@
     <w:name w:val="Body Text"/>
     <w:basedOn w:val="Normal"/>
     <w:qFormat/>
+    <w:pPr>
+      <w:spacing w:after="480"/>
+    </w:pPr>
   </w:style>
   <w:style w:customStyle="1" w:styleId="FirstParagraph" w:type="paragraph">
     <w:name w:val="First Paragraph"/>
@@ -1900,6 +2249,20 @@
       <w:szCs w:val="22"/>
     </w:rPr>
   </w:style>
+  <w:style w:customStyle="1" w:styleId="Received" w:type="paragraph">
+    <w:name w:val="Received"/>
+    <w:basedOn w:val="Normal"/>
+    <w:next w:val="BodyText"/>
+    <w:qFormat/>
+    <w:pPr>
+      <w:spacing w:before="240" w:line="240" w:lineRule="auto"/>
+      <w:ind w:firstLine="0"/>
+      <w:jc w:val="center"/>
+    </w:pPr>
+    <w:rPr>
+      <w:i/>
+    </w:rPr>
+  </w:style>
   <w:style w:styleId="Date" w:type="paragraph">
     <w:name w:val="Date"/>
     <w:basedOn w:val="Normal"/>
@@ -1945,7 +2308,7 @@
     <w:basedOn w:val="Normal"/>
     <w:qFormat/>
     <w:pPr>
-      <w:ind w:hanging="720" w:left="720"/>
+      <w:ind w:hanging="432" w:left="432"/>
     </w:pPr>
   </w:style>
   <w:style w:styleId="BlockText" w:type="paragraph">
@@ -1989,6 +2352,14 @@
         <w:right w:type="dxa" w:w="108"/>
       </w:tblCellMar>
     </w:tblPr>
+    <w:tblStylePr w:type="firstRow">
+      <w:tcPr>
+        <w:tcBorders>
+          <w:top w:color="auto" w:space="0" w:sz="4" w:val="single"/>
+          <w:bottom w:color="auto" w:space="0" w:sz="4" w:val="single"/>
+        </w:tcBorders>
+      </w:tcPr>
+    </w:tblStylePr>
   </w:style>
   <w:style w:customStyle="1" w:styleId="DefinitionTerm" w:type="paragraph">
     <w:name w:val="Definition Term"/>
@@ -2015,9 +2386,6 @@
       <w:ind w:firstLine="0"/>
       <w:jc w:val="center"/>
     </w:pPr>
-    <w:rPr>
-      <w:i/>
-    </w:rPr>
   </w:style>
   <w:style w:customStyle="1" w:styleId="TableCaption" w:type="paragraph">
     <w:name w:val="Table Caption"/>

--- a/manuscript/appendix.docx
+++ b/manuscript/appendix.docx
@@ -95,13 +95,13 @@
               <w:tblLook w:firstRow="1" w:lastRow="0" w:firstColumn="0" w:lastColumn="0" w:noHBand="0" w:noVBand="0" w:val="0020"/>
             </w:tblPr>
             <w:tblGrid>
-              <w:gridCol w:w="2517"/>
-              <w:gridCol w:w="859"/>
-              <w:gridCol w:w="798"/>
-              <w:gridCol w:w="798"/>
-              <w:gridCol w:w="982"/>
-              <w:gridCol w:w="1043"/>
-              <w:gridCol w:w="920"/>
+              <w:gridCol w:w="2599"/>
+              <w:gridCol w:w="846"/>
+              <w:gridCol w:w="785"/>
+              <w:gridCol w:w="785"/>
+              <w:gridCol w:w="967"/>
+              <w:gridCol w:w="1027"/>
+              <w:gridCol w:w="906"/>
             </w:tblGrid>
             <w:tr>
               <w:trPr>
@@ -234,7 +234,7 @@
                     <w:jc w:val="center"/>
                   </w:pPr>
                   <w:r>
-                    <w:t xml:space="preserve">M1: breeding status ~ year x brood patch</w:t>
+                    <w:t xml:space="preserve">M1: breeding status ~ year x brood patches</w:t>
                   </w:r>
                 </w:p>
               </w:tc>
@@ -286,7 +286,7 @@
                     <w:jc w:val="center"/>
                   </w:pPr>
                   <w:r>
-                    <w:t xml:space="preserve">-856.24 (26.99)</w:t>
+                    <w:t xml:space="preserve">−856.24 (26.99)</w:t>
                   </w:r>
                 </w:p>
               </w:tc>
@@ -327,7 +327,7 @@
                     <w:jc w:val="center"/>
                   </w:pPr>
                   <w:r>
-                    <w:t xml:space="preserve">M2: brood patch ~ year (breeders only)</w:t>
+                    <w:t xml:space="preserve">M2: brood patches ~ year (breeders only)</w:t>
                   </w:r>
                 </w:p>
               </w:tc>
@@ -379,7 +379,7 @@
                     <w:jc w:val="center"/>
                   </w:pPr>
                   <w:r>
-                    <w:t xml:space="preserve">-308.38 (6.02)</w:t>
+                    <w:t xml:space="preserve">−308.38 (6.02)</w:t>
                   </w:r>
                 </w:p>
               </w:tc>
@@ -472,7 +472,7 @@
                     <w:jc w:val="center"/>
                   </w:pPr>
                   <w:r>
-                    <w:t xml:space="preserve">-852.90 (26.96)</w:t>
+                    <w:t xml:space="preserve">−852.90 (26.96)</w:t>
                   </w:r>
                 </w:p>
               </w:tc>
@@ -585,7 +585,7 @@
                     <w:jc w:val="center"/>
                   </w:pPr>
                   <w:r>
-                    <w:t xml:space="preserve">-815.87 (26.80)</w:t>
+                    <w:t xml:space="preserve">−815.87 (26.80)</w:t>
                   </w:r>
                 </w:p>
               </w:tc>
@@ -718,7 +718,7 @@
               <w:t xml:space="preserve">1.</w:t>
             </w:r>
             <w:r>
-              <w:t xml:space="preserve"> Prior predictive check for the primary model (M1: breeding status ~ year x brood patch), showing the prior predictive distribution of the mean breeding status (light lines) against the observed mean (dark line), confirming the priors imply plausible values before fitting to the data.</w:t>
+              <w:t xml:space="preserve"> Prior predictive check for the primary model (M1: breeding status ~ year x brood patches), showing the prior predictive distribution of the mean breeding status (light lines) against the observed mean (dark line), confirming the priors imply plausible values before fitting to the data.</w:t>
             </w:r>
           </w:p>
           <w:bookmarkEnd w:id="13"/>
@@ -813,7 +813,7 @@
               <w:t xml:space="preserve">2.</w:t>
             </w:r>
             <w:r>
-              <w:t xml:space="preserve"> Posterior predictive check for the primary model (M1: breeding status ~ year x brood patch), comparing the observed mean breeding status (dark line) to the posterior predictive distribution (light lines).</w:t>
+              <w:t xml:space="preserve"> Posterior predictive check for the primary model (M1: breeding status ~ year x brood patches), comparing the observed mean breeding status (dark line) to the posterior predictive distribution (light lines).</w:t>
             </w:r>
           </w:p>
           <w:bookmarkEnd w:id="17"/>
@@ -908,7 +908,7 @@
               <w:t xml:space="preserve">3.</w:t>
             </w:r>
             <w:r>
-              <w:t xml:space="preserve"> MCMC trace plots for all parameters of the primary model (M1), used to assess chain mixing and convergence. Brood.spot = brood patch.</w:t>
+              <w:t xml:space="preserve"> MCMC trace plots for all parameters of the primary model (M1), used to assess chain mixing and convergence. Brood.spot = brood patches.</w:t>
             </w:r>
           </w:p>
           <w:bookmarkEnd w:id="21"/>
@@ -1288,7 +1288,7 @@
               <w:t xml:space="preserve">7.</w:t>
             </w:r>
             <w:r>
-              <w:t xml:space="preserve"> MCMC trace plots for all parameters of the primary model refit excluding the 2007 breeding season. Brood.spot = brood patch.</w:t>
+              <w:t xml:space="preserve"> MCMC trace plots for all parameters of the primary model refit excluding the 2007 breeding season. Brood.spot = brood patches.</w:t>
             </w:r>
           </w:p>
           <w:bookmarkEnd w:id="37"/>
@@ -1478,7 +1478,7 @@
               <w:t xml:space="preserve">9.</w:t>
             </w:r>
             <w:r>
-              <w:t xml:space="preserve"> MCMC trace plots for all parameters of the primary model refit excluding the individuals collected on Mykines (2007 and 2008 breeding seasons). Brood.spot = brood patch.</w:t>
+              <w:t xml:space="preserve"> MCMC trace plots for all parameters of the primary model refit excluding the individuals collected on Mykines (2007 and 2008 breeding seasons). Brood.spot = brood patches.</w:t>
             </w:r>
           </w:p>
           <w:bookmarkEnd w:id="45"/>

--- a/manuscript/appendix.docx
+++ b/manuscript/appendix.docx
@@ -6,10 +6,18 @@
     <w:p>
       <w:pPr>
         <w:pStyle w:val="Heading1"/>
+        <w:spacing w:before="0" w:after="0"/>
       </w:pPr>
       <w:r>
         <w:t xml:space="preserve">Appendix</w:t>
       </w:r>
+    </w:p>
+    <w:p>
+      <w:pPr>
+        <w:pStyle w:val="BodyText"/>
+        <w:keepNext/>
+        <w:spacing w:after="0"/>
+      </w:pPr>
     </w:p>
     <w:tbl>
       <w:tblPr>
@@ -2283,7 +2291,7 @@
     <w:pPr>
       <w:keepNext/>
       <w:keepLines/>
-      <w:spacing w:after="120" w:before="360" w:line="240" w:lineRule="auto"/>
+      <w:spacing w:after="480" w:before="360" w:line="240" w:lineRule="auto"/>
       <w:ind w:firstLine="0"/>
       <w:jc w:val="center"/>
     </w:pPr>
